--- a/课堂实践进度报告七.docx
+++ b/课堂实践进度报告七.docx
@@ -49,7 +49,6 @@
         <w:rPr>
           <w:rFonts w:ascii="宋体" w:hAnsi="宋体" w:eastAsia="宋体"/>
           <w:b/>
-          <w:sz w:val="22"/>
         </w:rPr>
         <w:t>姓名：</w:t>
       </w:r>
@@ -57,7 +56,6 @@
         <w:rPr>
           <w:rFonts w:ascii="宋体" w:hAnsi="宋体" w:eastAsia="宋体"/>
           <w:b w:val="0"/>
-          <w:sz w:val="22"/>
         </w:rPr>
         <w:t>（请填写）</w:t>
       </w:r>
@@ -67,7 +65,6 @@
         <w:rPr>
           <w:rFonts w:ascii="宋体" w:hAnsi="宋体" w:eastAsia="宋体"/>
           <w:b/>
-          <w:sz w:val="22"/>
         </w:rPr>
         <w:t>学号：</w:t>
       </w:r>
@@ -75,7 +72,6 @@
         <w:rPr>
           <w:rFonts w:ascii="宋体" w:hAnsi="宋体" w:eastAsia="宋体"/>
           <w:b w:val="0"/>
-          <w:sz w:val="22"/>
         </w:rPr>
         <w:t>（请填写）</w:t>
       </w:r>
@@ -85,7 +81,6 @@
         <w:rPr>
           <w:rFonts w:ascii="宋体" w:hAnsi="宋体" w:eastAsia="宋体"/>
           <w:b/>
-          <w:sz w:val="22"/>
         </w:rPr>
         <w:t>班级：</w:t>
       </w:r>
@@ -93,7 +88,6 @@
         <w:rPr>
           <w:rFonts w:ascii="宋体" w:hAnsi="宋体" w:eastAsia="宋体"/>
           <w:b w:val="0"/>
-          <w:sz w:val="22"/>
         </w:rPr>
         <w:t>（请填写）</w:t>
       </w:r>
@@ -103,7 +97,6 @@
         <w:rPr>
           <w:rFonts w:ascii="宋体" w:hAnsi="宋体" w:eastAsia="宋体"/>
           <w:b/>
-          <w:sz w:val="22"/>
         </w:rPr>
         <w:t>日期：</w:t>
       </w:r>
@@ -111,7 +104,6 @@
         <w:rPr>
           <w:rFonts w:ascii="宋体" w:hAnsi="宋体" w:eastAsia="宋体"/>
           <w:b w:val="0"/>
-          <w:sz w:val="22"/>
         </w:rPr>
         <w:t>2026年9月16日</w:t>
       </w:r>
@@ -121,7 +113,6 @@
         <w:rPr>
           <w:rFonts w:ascii="宋体" w:hAnsi="宋体" w:eastAsia="宋体"/>
           <w:b/>
-          <w:sz w:val="22"/>
         </w:rPr>
         <w:t>课程：</w:t>
       </w:r>
@@ -129,7 +120,6 @@
         <w:rPr>
           <w:rFonts w:ascii="宋体" w:hAnsi="宋体" w:eastAsia="宋体"/>
           <w:b w:val="0"/>
-          <w:sz w:val="22"/>
         </w:rPr>
         <w:t>软件开发综合实践（2026年秋季学期）</w:t>
       </w:r>
@@ -139,7 +129,6 @@
         <w:rPr>
           <w:rFonts w:ascii="宋体" w:hAnsi="宋体" w:eastAsia="宋体"/>
           <w:b/>
-          <w:sz w:val="22"/>
         </w:rPr>
         <w:t>课堂作业：</w:t>
       </w:r>
@@ -147,7 +136,6 @@
         <w:rPr>
           <w:rFonts w:ascii="宋体" w:hAnsi="宋体" w:eastAsia="宋体"/>
           <w:b w:val="0"/>
-          <w:sz w:val="22"/>
         </w:rPr>
         <w:t>课堂作业七</w:t>
       </w:r>
@@ -157,7 +145,6 @@
         <w:rPr>
           <w:rFonts w:ascii="宋体" w:hAnsi="宋体" w:eastAsia="宋体"/>
           <w:b/>
-          <w:sz w:val="22"/>
         </w:rPr>
         <w:t>本次课：</w:t>
       </w:r>
@@ -165,9 +152,8 @@
         <w:rPr>
           <w:rFonts w:ascii="宋体" w:hAnsi="宋体" w:eastAsia="宋体"/>
           <w:b w:val="0"/>
-          <w:sz w:val="22"/>
         </w:rPr>
-        <w:t>第七次课《Three.js与A-Frame浏览器三维开发》（8学时，第二周周日第1至8节）</w:t>
+        <w:t>第七次课《Three.js与A-Frame浏览器三维开发》</w:t>
       </w:r>
     </w:p>
     <w:p>
@@ -212,11 +198,6 @@
           </w:tcPr>
           <w:p>
             <w:r>
-              <w:rPr>
-                <w:rFonts w:ascii="宋体" w:hAnsi="宋体" w:eastAsia="宋体"/>
-                <w:b/>
-                <w:sz w:val="22"/>
-              </w:rPr>
               <w:t>序号</w:t>
             </w:r>
           </w:p>
@@ -227,11 +208,6 @@
           </w:tcPr>
           <w:p>
             <w:r>
-              <w:rPr>
-                <w:rFonts w:ascii="宋体" w:hAnsi="宋体" w:eastAsia="宋体"/>
-                <w:b/>
-                <w:sz w:val="22"/>
-              </w:rPr>
               <w:t>任务</w:t>
             </w:r>
           </w:p>
@@ -242,11 +218,6 @@
           </w:tcPr>
           <w:p>
             <w:r>
-              <w:rPr>
-                <w:rFonts w:ascii="宋体" w:hAnsi="宋体" w:eastAsia="宋体"/>
-                <w:b/>
-                <w:sz w:val="22"/>
-              </w:rPr>
               <w:t>完成状态</w:t>
             </w:r>
           </w:p>
@@ -259,11 +230,6 @@
           </w:tcPr>
           <w:p>
             <w:r>
-              <w:rPr>
-                <w:rFonts w:ascii="宋体" w:hAnsi="宋体" w:eastAsia="宋体"/>
-                <w:b w:val="0"/>
-                <w:sz w:val="22"/>
-              </w:rPr>
               <w:t>1</w:t>
             </w:r>
           </w:p>
@@ -274,11 +240,6 @@
           </w:tcPr>
           <w:p>
             <w:r>
-              <w:rPr>
-                <w:rFonts w:ascii="宋体" w:hAnsi="宋体" w:eastAsia="宋体"/>
-                <w:b w:val="0"/>
-                <w:sz w:val="22"/>
-              </w:rPr>
               <w:t>50道选择题（当堂雨课堂作答）</w:t>
             </w:r>
           </w:p>
@@ -289,11 +250,6 @@
           </w:tcPr>
           <w:p>
             <w:r>
-              <w:rPr>
-                <w:rFonts w:ascii="宋体" w:hAnsi="宋体" w:eastAsia="宋体"/>
-                <w:b w:val="0"/>
-                <w:sz w:val="22"/>
-              </w:rPr>
               <w:t>已记录（按当堂实际作答为准）</w:t>
             </w:r>
           </w:p>
@@ -306,11 +262,6 @@
           </w:tcPr>
           <w:p>
             <w:r>
-              <w:rPr>
-                <w:rFonts w:ascii="宋体" w:hAnsi="宋体" w:eastAsia="宋体"/>
-                <w:b w:val="0"/>
-                <w:sz w:val="22"/>
-              </w:rPr>
               <w:t>2</w:t>
             </w:r>
           </w:p>
@@ -321,11 +272,6 @@
           </w:tcPr>
           <w:p>
             <w:r>
-              <w:rPr>
-                <w:rFonts w:ascii="宋体" w:hAnsi="宋体" w:eastAsia="宋体"/>
-                <w:b w:val="0"/>
-                <w:sz w:val="22"/>
-              </w:rPr>
               <w:t>案例复现一：Three.js 旋转展示台</w:t>
             </w:r>
           </w:p>
@@ -336,11 +282,6 @@
           </w:tcPr>
           <w:p>
             <w:r>
-              <w:rPr>
-                <w:rFonts w:ascii="宋体" w:hAnsi="宋体" w:eastAsia="宋体"/>
-                <w:b w:val="0"/>
-                <w:sz w:val="22"/>
-              </w:rPr>
               <w:t>✓ 已完成</w:t>
             </w:r>
           </w:p>
@@ -353,11 +294,6 @@
           </w:tcPr>
           <w:p>
             <w:r>
-              <w:rPr>
-                <w:rFonts w:ascii="宋体" w:hAnsi="宋体" w:eastAsia="宋体"/>
-                <w:b w:val="0"/>
-                <w:sz w:val="22"/>
-              </w:rPr>
               <w:t>3</w:t>
             </w:r>
           </w:p>
@@ -368,11 +304,6 @@
           </w:tcPr>
           <w:p>
             <w:r>
-              <w:rPr>
-                <w:rFonts w:ascii="宋体" w:hAnsi="宋体" w:eastAsia="宋体"/>
-                <w:b w:val="0"/>
-                <w:sz w:val="22"/>
-              </w:rPr>
               <w:t>案例复现二：A-Frame 校园角标主题场景</w:t>
             </w:r>
           </w:p>
@@ -383,11 +314,6 @@
           </w:tcPr>
           <w:p>
             <w:r>
-              <w:rPr>
-                <w:rFonts w:ascii="宋体" w:hAnsi="宋体" w:eastAsia="宋体"/>
-                <w:b w:val="0"/>
-                <w:sz w:val="22"/>
-              </w:rPr>
               <w:t>✓ 已完成</w:t>
             </w:r>
           </w:p>
@@ -400,11 +326,6 @@
           </w:tcPr>
           <w:p>
             <w:r>
-              <w:rPr>
-                <w:rFonts w:ascii="宋体" w:hAnsi="宋体" w:eastAsia="宋体"/>
-                <w:b w:val="0"/>
-                <w:sz w:val="22"/>
-              </w:rPr>
               <w:t>4</w:t>
             </w:r>
           </w:p>
@@ -415,11 +336,6 @@
           </w:tcPr>
           <w:p>
             <w:r>
-              <w:rPr>
-                <w:rFonts w:ascii="宋体" w:hAnsi="宋体" w:eastAsia="宋体"/>
-                <w:b w:val="0"/>
-                <w:sz w:val="22"/>
-              </w:rPr>
               <w:t>自主实践：主题三维场景（星球宇宙）</w:t>
             </w:r>
           </w:p>
@@ -430,11 +346,6 @@
           </w:tcPr>
           <w:p>
             <w:r>
-              <w:rPr>
-                <w:rFonts w:ascii="宋体" w:hAnsi="宋体" w:eastAsia="宋体"/>
-                <w:b w:val="0"/>
-                <w:sz w:val="22"/>
-              </w:rPr>
               <w:t>✓ 已完成</w:t>
             </w:r>
           </w:p>
@@ -536,7 +447,7 @@
           <w:b w:val="0"/>
           <w:sz w:val="22"/>
         </w:rPr>
-        <w:t>4. 圆柱底座（CylinderGeometry，半径 2.2/2.4，高 0.3，灰色 0x37474f）；</w:t>
+        <w:t>4. 圆柱底座 + 3 个不同几何体展品（方块、球、圆环）按 120° 摆一圈；</w:t>
       </w:r>
     </w:p>
     <w:p>
@@ -546,7 +457,7 @@
           <w:b w:val="0"/>
           <w:sz w:val="22"/>
         </w:rPr>
-        <w:t>5. 展品组 Group：方块、球体、圆环 3 个几何体，按 120° 摆一圈；</w:t>
+        <w:t>5. Group 整体缓转 items.rotation.y += 0.005；</w:t>
       </w:r>
     </w:p>
     <w:p>
@@ -556,17 +467,7 @@
           <w:b w:val="0"/>
           <w:sz w:val="22"/>
         </w:rPr>
-        <w:t>6. 整体缓转 items.rotation.y += 0.005；</w:t>
-      </w:r>
-    </w:p>
-    <w:p>
-      <w:r>
-        <w:rPr>
-          <w:rFonts w:ascii="宋体" w:hAnsi="宋体" w:eastAsia="宋体"/>
-          <w:b w:val="0"/>
-          <w:sz w:val="22"/>
-        </w:rPr>
-        <w:t>7. 窗口 resize 适配：更新相机 aspect、投影矩阵、渲染器尺寸。</w:t>
+        <w:t>6. 窗口 resize 适配。</w:t>
       </w:r>
     </w:p>
     <w:p>
@@ -714,7 +615,7 @@
           <w:b w:val="0"/>
           <w:sz w:val="22"/>
         </w:rPr>
-        <w:t>1. a-sky 蓝天（#aee3f7）+ a-plane 草地（旋转 -90 0 0 放平）；</w:t>
+        <w:t>1. a-sky 蓝天 + a-plane 草地（rotation="-90 0 0" 放平）；</w:t>
       </w:r>
     </w:p>
     <w:p>
@@ -724,7 +625,7 @@
           <w:b w:val="0"/>
           <w:sz w:val="22"/>
         </w:rPr>
-        <w:t>2. 教学楼：白色方盒（主体）+ 红色方盒（屋顶）；</w:t>
+        <w:t>2. 教学楼（白色方盒 + 红色屋顶）、旗杆（圆柱）+ 红旗（position 动画往返飘动）；</w:t>
       </w:r>
     </w:p>
     <w:p>
@@ -734,7 +635,7 @@
           <w:b w:val="0"/>
           <w:sz w:val="22"/>
         </w:rPr>
-        <w:t>3. 旗杆（圆柱）+ 红旗（box 带 position 动画，dir: alternate 往返飘动）；</w:t>
+        <w:t>3. 路灯（灰色杆 + 黄色发光球带 scale 脉动 + 点光源）；</w:t>
       </w:r>
     </w:p>
     <w:p>
@@ -744,17 +645,7 @@
           <w:b w:val="0"/>
           <w:sz w:val="22"/>
         </w:rPr>
-        <w:t>4. 路灯：灰色杆 + 黄色发光球（带 scale 动画脉动）+ 点光源；</w:t>
-      </w:r>
-    </w:p>
-    <w:p>
-      <w:r>
-        <w:rPr>
-          <w:rFonts w:ascii="宋体" w:hAnsi="宋体" w:eastAsia="宋体"/>
-          <w:b w:val="0"/>
-          <w:sz w:val="22"/>
-        </w:rPr>
-        <w:t>5. 环境光 + a-camera 初始位 (0 1.8 2)。</w:t>
+        <w:t>4. 环境光 + a-camera 初始位 (0 1.8 2)。</w:t>
       </w:r>
     </w:p>
     <w:p>
@@ -882,7 +773,7 @@
           <w:b w:val="0"/>
           <w:sz w:val="22"/>
         </w:rPr>
-        <w:t>1. Three.js 展示台中 fog（雾化）参数微调：远裁 8→20，使展品边界过渡更柔和；</w:t>
+        <w:t>1. Three.js 展示台中 fog 远裁距离 8→20，展品边界过渡更柔和；</w:t>
       </w:r>
     </w:p>
     <w:p>
@@ -892,7 +783,7 @@
           <w:b w:val="0"/>
           <w:sz w:val="22"/>
         </w:rPr>
-        <w:t>2. A-Frame 校园场景保留原版属性格式（position 空格分隔、rotation 度数制），仅对色彩饱和度做轻微调整以提升辨识度。</w:t>
+        <w:t>2. A-Frame 校园场景色彩饱和度做轻微调整以提升辨识度。</w:t>
       </w:r>
     </w:p>
     <w:p>
@@ -937,16 +828,6 @@
       <w:r>
         <w:rPr>
           <w:rFonts w:ascii="宋体" w:hAnsi="宋体" w:eastAsia="宋体"/>
-          <w:b/>
-          <w:sz w:val="22"/>
-        </w:rPr>
-        <w:t>设计草图（文字描述）：</w:t>
-      </w:r>
-    </w:p>
-    <w:p>
-      <w:r>
-        <w:rPr>
-          <w:rFonts w:ascii="宋体" w:hAnsi="宋体" w:eastAsia="宋体"/>
           <w:b w:val="0"/>
           <w:sz w:val="22"/>
         </w:rPr>
@@ -970,7 +851,7 @@
           <w:b w:val="0"/>
           <w:sz w:val="22"/>
         </w:rPr>
-        <w:t>• 木星：带圆环（TorusGeometry，旋转倾角约 -π/2.2）；</w:t>
+        <w:t>• 木星：带圆环（TorusGeometry + 倾角 rotation.x = Math.PI / 2.2）；</w:t>
       </w:r>
     </w:p>
     <w:p>
@@ -980,7 +861,7 @@
           <w:b w:val="0"/>
           <w:sz w:val="22"/>
         </w:rPr>
-        <w:t>• 背景：2000 颗粒子组成的星空（Points + PointsMaterial）；</w:t>
+        <w:t>• 背景：2000 颗粒子星空（BufferGeometry + PointsMaterial）；</w:t>
       </w:r>
     </w:p>
     <w:p>
@@ -990,7 +871,7 @@
           <w:b w:val="0"/>
           <w:sz w:val="22"/>
         </w:rPr>
-        <w:t>• 轨道线：每条轨道用 RingGeometry 线框可视化；</w:t>
+        <w:t>• 轨道线：RingGeometry 半透明可视化；</w:t>
       </w:r>
     </w:p>
     <w:p>
@@ -1000,7 +881,7 @@
           <w:b w:val="0"/>
           <w:sz w:val="22"/>
         </w:rPr>
-        <w:t>• 相机：俯视斜角 (0, 8, 18)，OrbitControls 支持鼠标环顾。</w:t>
+        <w:t>• 相机：俯视斜角 (0, 8, 18) + OrbitControls 鼠标环顾。</w:t>
       </w:r>
     </w:p>
     <w:p>
@@ -1035,11 +916,6 @@
           </w:tcPr>
           <w:p>
             <w:r>
-              <w:rPr>
-                <w:rFonts w:ascii="宋体" w:hAnsi="宋体" w:eastAsia="宋体"/>
-                <w:b/>
-                <w:sz w:val="22"/>
-              </w:rPr>
               <w:t>对象</w:t>
             </w:r>
           </w:p>
@@ -1050,11 +926,6 @@
           </w:tcPr>
           <w:p>
             <w:r>
-              <w:rPr>
-                <w:rFonts w:ascii="宋体" w:hAnsi="宋体" w:eastAsia="宋体"/>
-                <w:b/>
-                <w:sz w:val="22"/>
-              </w:rPr>
               <w:t>几何体/类型</w:t>
             </w:r>
           </w:p>
@@ -1065,11 +936,6 @@
           </w:tcPr>
           <w:p>
             <w:r>
-              <w:rPr>
-                <w:rFonts w:ascii="宋体" w:hAnsi="宋体" w:eastAsia="宋体"/>
-                <w:b/>
-                <w:sz w:val="22"/>
-              </w:rPr>
               <w:t>材质</w:t>
             </w:r>
           </w:p>
@@ -1082,11 +948,6 @@
           </w:tcPr>
           <w:p>
             <w:r>
-              <w:rPr>
-                <w:rFonts w:ascii="宋体" w:hAnsi="宋体" w:eastAsia="宋体"/>
-                <w:b w:val="0"/>
-                <w:sz w:val="22"/>
-              </w:rPr>
               <w:t>恒星本体</w:t>
             </w:r>
           </w:p>
@@ -1097,11 +958,6 @@
           </w:tcPr>
           <w:p>
             <w:r>
-              <w:rPr>
-                <w:rFonts w:ascii="宋体" w:hAnsi="宋体" w:eastAsia="宋体"/>
-                <w:b w:val="0"/>
-                <w:sz w:val="22"/>
-              </w:rPr>
               <w:t>SphereGeometry(1.4)</w:t>
             </w:r>
           </w:p>
@@ -1112,11 +968,6 @@
           </w:tcPr>
           <w:p>
             <w:r>
-              <w:rPr>
-                <w:rFonts w:ascii="宋体" w:hAnsi="宋体" w:eastAsia="宋体"/>
-                <w:b w:val="0"/>
-                <w:sz w:val="22"/>
-              </w:rPr>
               <w:t>MeshBasicMaterial（自发光）</w:t>
             </w:r>
           </w:p>
@@ -1129,11 +980,6 @@
           </w:tcPr>
           <w:p>
             <w:r>
-              <w:rPr>
-                <w:rFonts w:ascii="宋体" w:hAnsi="宋体" w:eastAsia="宋体"/>
-                <w:b w:val="0"/>
-                <w:sz w:val="22"/>
-              </w:rPr>
               <w:t>恒星晕层</w:t>
             </w:r>
           </w:p>
@@ -1144,11 +990,6 @@
           </w:tcPr>
           <w:p>
             <w:r>
-              <w:rPr>
-                <w:rFonts w:ascii="宋体" w:hAnsi="宋体" w:eastAsia="宋体"/>
-                <w:b w:val="0"/>
-                <w:sz w:val="22"/>
-              </w:rPr>
               <w:t>SphereGeometry(1.7)</w:t>
             </w:r>
           </w:p>
@@ -1159,11 +1000,6 @@
           </w:tcPr>
           <w:p>
             <w:r>
-              <w:rPr>
-                <w:rFonts w:ascii="宋体" w:hAnsi="宋体" w:eastAsia="宋体"/>
-                <w:b w:val="0"/>
-                <w:sz w:val="22"/>
-              </w:rPr>
               <w:t>MeshBasicMaterial（半透明）</w:t>
             </w:r>
           </w:p>
@@ -1176,12 +1012,7 @@
           </w:tcPr>
           <w:p>
             <w:r>
-              <w:rPr>
-                <w:rFonts w:ascii="宋体" w:hAnsi="宋体" w:eastAsia="宋体"/>
-                <w:b w:val="0"/>
-                <w:sz w:val="22"/>
-              </w:rPr>
-              <w:t>行星 ×5</w:t>
+              <w:t>行星×5</w:t>
             </w:r>
           </w:p>
         </w:tc>
@@ -1191,11 +1022,6 @@
           </w:tcPr>
           <w:p>
             <w:r>
-              <w:rPr>
-                <w:rFonts w:ascii="宋体" w:hAnsi="宋体" w:eastAsia="宋体"/>
-                <w:b w:val="0"/>
-                <w:sz w:val="22"/>
-              </w:rPr>
               <w:t>SphereGeometry(0.25~0.85)</w:t>
             </w:r>
           </w:p>
@@ -1206,11 +1032,6 @@
           </w:tcPr>
           <w:p>
             <w:r>
-              <w:rPr>
-                <w:rFonts w:ascii="宋体" w:hAnsi="宋体" w:eastAsia="宋体"/>
-                <w:b w:val="0"/>
-                <w:sz w:val="22"/>
-              </w:rPr>
               <w:t>MeshStandardMaterial（受光照）</w:t>
             </w:r>
           </w:p>
@@ -1223,11 +1044,6 @@
           </w:tcPr>
           <w:p>
             <w:r>
-              <w:rPr>
-                <w:rFonts w:ascii="宋体" w:hAnsi="宋体" w:eastAsia="宋体"/>
-                <w:b w:val="0"/>
-                <w:sz w:val="22"/>
-              </w:rPr>
               <w:t>木星环</w:t>
             </w:r>
           </w:p>
@@ -1238,11 +1054,6 @@
           </w:tcPr>
           <w:p>
             <w:r>
-              <w:rPr>
-                <w:rFonts w:ascii="宋体" w:hAnsi="宋体" w:eastAsia="宋体"/>
-                <w:b w:val="0"/>
-                <w:sz w:val="22"/>
-              </w:rPr>
               <w:t>TorusGeometry</w:t>
             </w:r>
           </w:p>
@@ -1253,11 +1064,6 @@
           </w:tcPr>
           <w:p>
             <w:r>
-              <w:rPr>
-                <w:rFonts w:ascii="宋体" w:hAnsi="宋体" w:eastAsia="宋体"/>
-                <w:b w:val="0"/>
-                <w:sz w:val="22"/>
-              </w:rPr>
               <w:t>MeshStandardMaterial（双面）</w:t>
             </w:r>
           </w:p>
@@ -1270,12 +1076,7 @@
           </w:tcPr>
           <w:p>
             <w:r>
-              <w:rPr>
-                <w:rFonts w:ascii="宋体" w:hAnsi="宋体" w:eastAsia="宋体"/>
-                <w:b w:val="0"/>
-                <w:sz w:val="22"/>
-              </w:rPr>
-              <w:t>轨道线 ×5</w:t>
+              <w:t>轨道线×5</w:t>
             </w:r>
           </w:p>
         </w:tc>
@@ -1285,11 +1086,6 @@
           </w:tcPr>
           <w:p>
             <w:r>
-              <w:rPr>
-                <w:rFonts w:ascii="宋体" w:hAnsi="宋体" w:eastAsia="宋体"/>
-                <w:b w:val="0"/>
-                <w:sz w:val="22"/>
-              </w:rPr>
               <w:t>RingGeometry</w:t>
             </w:r>
           </w:p>
@@ -1300,11 +1096,6 @@
           </w:tcPr>
           <w:p>
             <w:r>
-              <w:rPr>
-                <w:rFonts w:ascii="宋体" w:hAnsi="宋体" w:eastAsia="宋体"/>
-                <w:b w:val="0"/>
-                <w:sz w:val="22"/>
-              </w:rPr>
               <w:t>MeshBasicMaterial（半透明）</w:t>
             </w:r>
           </w:p>
@@ -1317,11 +1108,6 @@
           </w:tcPr>
           <w:p>
             <w:r>
-              <w:rPr>
-                <w:rFonts w:ascii="宋体" w:hAnsi="宋体" w:eastAsia="宋体"/>
-                <w:b w:val="0"/>
-                <w:sz w:val="22"/>
-              </w:rPr>
               <w:t>星空粒子</w:t>
             </w:r>
           </w:p>
@@ -1332,11 +1118,6 @@
           </w:tcPr>
           <w:p>
             <w:r>
-              <w:rPr>
-                <w:rFonts w:ascii="宋体" w:hAnsi="宋体" w:eastAsia="宋体"/>
-                <w:b w:val="0"/>
-                <w:sz w:val="22"/>
-              </w:rPr>
               <w:t>BufferGeometry(2000点)</w:t>
             </w:r>
           </w:p>
@@ -1347,11 +1128,6 @@
           </w:tcPr>
           <w:p>
             <w:r>
-              <w:rPr>
-                <w:rFonts w:ascii="宋体" w:hAnsi="宋体" w:eastAsia="宋体"/>
-                <w:b w:val="0"/>
-                <w:sz w:val="22"/>
-              </w:rPr>
               <w:t>PointsMaterial（粒子）</w:t>
             </w:r>
           </w:p>
@@ -1364,11 +1140,6 @@
           </w:tcPr>
           <w:p>
             <w:r>
-              <w:rPr>
-                <w:rFonts w:ascii="宋体" w:hAnsi="宋体" w:eastAsia="宋体"/>
-                <w:b w:val="0"/>
-                <w:sz w:val="22"/>
-              </w:rPr>
               <w:t>光源</w:t>
             </w:r>
           </w:p>
@@ -1379,11 +1150,6 @@
           </w:tcPr>
           <w:p>
             <w:r>
-              <w:rPr>
-                <w:rFonts w:ascii="宋体" w:hAnsi="宋体" w:eastAsia="宋体"/>
-                <w:b w:val="0"/>
-                <w:sz w:val="22"/>
-              </w:rPr>
               <w:t>PointLight + AmbientLight</w:t>
             </w:r>
           </w:p>
@@ -1394,11 +1160,6 @@
           </w:tcPr>
           <w:p>
             <w:r>
-              <w:rPr>
-                <w:rFonts w:ascii="宋体" w:hAnsi="宋体" w:eastAsia="宋体"/>
-                <w:b w:val="0"/>
-                <w:sz w:val="22"/>
-              </w:rPr>
               <w:t>——</w:t>
             </w:r>
           </w:p>
@@ -1426,7 +1187,7 @@
           <w:b/>
           <w:sz w:val="22"/>
         </w:rPr>
-        <w:t>选用 Three.js 而非 A-Frame，原因：</w:t>
+        <w:t>选用 Three.js 而非 A-Frame：</w:t>
       </w:r>
     </w:p>
     <w:p>
@@ -1436,7 +1197,7 @@
           <w:b w:val="0"/>
           <w:sz w:val="22"/>
         </w:rPr>
-        <w:t>1. 主题需要"行星沿椭圆/圆形轨道公转"——这类需要逐帧修改 mesh.position 的精细动画，Three.js 的动画循环（requestAnimationFrame）更适合；</w:t>
+        <w:t>1. 需要逐帧修改 mesh.position 做行星公转动画，Three.js 的 requestAnimationFrame 更适合；</w:t>
       </w:r>
     </w:p>
     <w:p>
@@ -1446,7 +1207,7 @@
           <w:b w:val="0"/>
           <w:sz w:val="22"/>
         </w:rPr>
-        <w:t>2. 星空背景使用 Points（点云粒子），A-Frame 的 primitive 体系中没有直接的等价物，需要写自定义组件，反而比直接写 Three.js 更麻烦；</w:t>
+        <w:t>2. 星空 Points 粒子在 A-Frame primitive 中无等价物；</w:t>
       </w:r>
     </w:p>
     <w:p>
@@ -1456,7 +1217,7 @@
           <w:b w:val="0"/>
           <w:sz w:val="22"/>
         </w:rPr>
-        <w:t>3. 通过本案例进一步训练"代码控制三维"的范式，与上午展示台一脉相承，巩固理解。</w:t>
+        <w:t>3. 与上午展示台一脉相承，巩固"代码控制三维"范式。</w:t>
       </w:r>
     </w:p>
     <w:p>
@@ -1582,7 +1343,6 @@
         <w:rPr>
           <w:rFonts w:ascii="宋体" w:hAnsi="宋体" w:eastAsia="宋体"/>
           <w:b/>
-          <w:sz w:val="22"/>
         </w:rPr>
         <w:t>仓库地址：</w:t>
       </w:r>
@@ -1590,9 +1350,8 @@
         <w:rPr>
           <w:rFonts w:ascii="宋体" w:hAnsi="宋体" w:eastAsia="宋体"/>
           <w:b w:val="0"/>
-          <w:sz w:val="22"/>
         </w:rPr>
-        <w:t>（请填写 GitHub / Gitee 链接）</w:t>
+        <w:t>https://github.com/15532zz/zuoyei7.git</w:t>
       </w:r>
     </w:p>
     <w:p>
@@ -1600,7 +1359,6 @@
         <w:rPr>
           <w:rFonts w:ascii="宋体" w:hAnsi="宋体" w:eastAsia="宋体"/>
           <w:b/>
-          <w:sz w:val="22"/>
         </w:rPr>
         <w:t>仓库目录：</w:t>
       </w:r>
@@ -1608,7 +1366,6 @@
         <w:rPr>
           <w:rFonts w:ascii="宋体" w:hAnsi="宋体" w:eastAsia="宋体"/>
           <w:b w:val="0"/>
-          <w:sz w:val="22"/>
         </w:rPr>
         <w:t>three-d/</w:t>
       </w:r>
@@ -1620,7 +1377,7 @@
           <w:b/>
           <w:sz w:val="22"/>
         </w:rPr>
-        <w:t>提交记录：</w:t>
+        <w:t>提交记录（git log --oneline）：</w:t>
       </w:r>
     </w:p>
     <w:p>
@@ -1630,7 +1387,7 @@
           <w:b w:val="0"/>
           <w:sz w:val="22"/>
         </w:rPr>
-        <w:t>• 第1次提交：Three.js 旋转展示台（showcase.html + showcase.js）</w:t>
+        <w:t>434e65a 添加 git log 输出作为提交证据</w:t>
       </w:r>
     </w:p>
     <w:p>
@@ -1640,7 +1397,7 @@
           <w:b w:val="0"/>
           <w:sz w:val="22"/>
         </w:rPr>
-        <w:t>• 第2次提交：A-Frame 校园角标主题场景（campus.html）</w:t>
+        <w:t>7cf0253 自主实践：星球宇宙场景 + 运行截图 + 进度报告七</w:t>
       </w:r>
     </w:p>
     <w:p>
@@ -1650,17 +1407,7 @@
           <w:b w:val="0"/>
           <w:sz w:val="22"/>
         </w:rPr>
-        <w:t>• 第3次提交：自主实践星球宇宙（my-scene.html + my-scene.js）+ 截图 + 进度报告</w:t>
-      </w:r>
-    </w:p>
-    <w:p>
-      <w:r>
-        <w:rPr>
-          <w:rFonts w:ascii="宋体" w:hAnsi="宋体" w:eastAsia="宋体"/>
-          <w:b/>
-          <w:sz w:val="22"/>
-        </w:rPr>
-        <w:t>git log 输出截图：（见下方）</w:t>
+        <w:t>1ad0006 A-Frame校园角标主题场景与动画</w:t>
       </w:r>
     </w:p>
     <w:p>
@@ -1670,7 +1417,17 @@
           <w:b w:val="0"/>
           <w:sz w:val="22"/>
         </w:rPr>
-        <w:t>（请粘贴 git log --oneline 输出截图，或在此处插入图片）</w:t>
+        <w:t>0604886 Three.js旋转展示台：底座、展品组、双光源与动画</w:t>
+      </w:r>
+    </w:p>
+    <w:p>
+      <w:r>
+        <w:rPr>
+          <w:rFonts w:ascii="宋体" w:hAnsi="宋体" w:eastAsia="宋体"/>
+          <w:b w:val="0"/>
+          <w:sz w:val="20"/>
+        </w:rPr>
+        <w:t>完整 git log 输出已保存为仓库根目录下的 git_log.txt 文件。</w:t>
       </w:r>
     </w:p>
     <w:p>
@@ -1704,7 +1461,7 @@
           <w:b w:val="0"/>
           <w:sz w:val="22"/>
         </w:rPr>
-        <w:t>2. 控制台检查：showcase / campus / my-scene 三个场景 Console 无红色报错；</w:t>
+        <w:t>2. 控制台检查：三个场景 Console 无红色报错；</w:t>
       </w:r>
     </w:p>
     <w:p>
@@ -1714,7 +1471,7 @@
           <w:b w:val="0"/>
           <w:sz w:val="22"/>
         </w:rPr>
-        <w:t>3. 不同视角截图：showcase_v1/v2、campus_v1/v2、my-scene_v1/v2 共 6 张（详见第三、四节插图）；</w:t>
+        <w:t>3. 不同视角截图：showcase/campus/my-scene 各两张共 6 张（见第三、四节）；</w:t>
       </w:r>
     </w:p>
     <w:p>
@@ -1724,7 +1481,7 @@
           <w:b w:val="0"/>
           <w:sz w:val="22"/>
         </w:rPr>
-        <w:t>4. 窗口缩放测试：拉伸窗口时画面不变形——Three.js 场景已实现 resize 适配（更新 aspect + updateProjectionMatrix + setSize）。</w:t>
+        <w:t>4. 窗口缩放测试：Three.js 场景已实现 resize 适配（aspect + updateProjectionMatrix + setSize）。</w:t>
       </w:r>
     </w:p>
     <w:p>
@@ -1748,7 +1505,17 @@
           <w:b/>
           <w:sz w:val="22"/>
         </w:rPr>
-        <w:t>问题1：使用 MeshStandardMaterial 但场景一片全黑</w:t>
+        <w:t>本次三个场景代码一次跑通，浏览器 Console 无红色报错。以下记录课堂建议的三处故意实验观察：</w:t>
+      </w:r>
+    </w:p>
+    <w:p>
+      <w:r>
+        <w:rPr>
+          <w:rFonts w:ascii="宋体" w:hAnsi="宋体" w:eastAsia="宋体"/>
+          <w:b/>
+          <w:sz w:val="22"/>
+        </w:rPr>
+        <w:t>故意实验1：把 Group 换成逐个 mesh 旋转，对比代码量</w:t>
       </w:r>
     </w:p>
     <w:p>
@@ -1758,7 +1525,7 @@
           <w:b w:val="0"/>
           <w:sz w:val="22"/>
         </w:rPr>
-        <w:t>• 现象：行星球体添加后，画面只看到中央恒星，其他行星全部不可见；</w:t>
+        <w:t>• 做法：注释掉 items.rotation.y += 0.005，改成 forEach 循环逐个设置 rotation.y；</w:t>
       </w:r>
     </w:p>
     <w:p>
@@ -1768,7 +1535,7 @@
           <w:b w:val="0"/>
           <w:sz w:val="22"/>
         </w:rPr>
-        <w:t>• 排查：先检查相机位置——相机在 (0, 8, 18)，恒星在原点，行星距恒星 3~9 单位，相机 far=1000，位置正确；再检查 Console，无报错；最后想到 Standard 材质必须有光才可见；</w:t>
+        <w:t>• 观察：效果完全一样，但代码从一行变成三行循环。Group 的优势一目了然——整体旋转只改一个属性；</w:t>
       </w:r>
     </w:p>
     <w:p>
@@ -1778,7 +1545,7 @@
           <w:b w:val="0"/>
           <w:sz w:val="22"/>
         </w:rPr>
-        <w:t>• 解决：在场景中添加 PointLight（位置在原点，与恒星重合，颜色 0xffd54f，强度 2，距离 100，衰减 2），让恒星"发光"照亮行星；同时加 0.15 强度的环境光打底防止阴影面全黑。问题解决。</w:t>
+        <w:t>• 结论：多个需要同步动画的物体应先塞进 Group，对 Group 做变换高效且代码干净。</w:t>
       </w:r>
     </w:p>
     <w:p>
@@ -1788,7 +1555,7 @@
           <w:b/>
           <w:sz w:val="22"/>
         </w:rPr>
-        <w:t>问题2：行星环看起来是竖着的薄圆盘</w:t>
+        <w:t>故意实验2：把 camera.position 改成 (0, 0, 0)，观察相机进物体的效果</w:t>
       </w:r>
     </w:p>
     <w:p>
@@ -1798,7 +1565,7 @@
           <w:b w:val="0"/>
           <w:sz w:val="22"/>
         </w:rPr>
-        <w:t>• 现象：木星环（TorusGeometry）默认在 xy 平面，看起来像一个竖立的小圈，不像土星环那样平铺；</w:t>
+        <w:t>• 做法：把 showcase.js 里 camera.position.set(4,3,6) 改成 set(0,0,0)，刷新；</w:t>
       </w:r>
     </w:p>
     <w:p>
@@ -1808,7 +1575,7 @@
           <w:b w:val="0"/>
           <w:sz w:val="22"/>
         </w:rPr>
-        <w:t>• 排查：TorusGeometry 默认生成在 xy 平面，法线沿 z 轴；要让它"躺平"绕木星赤道，需要绕 x 轴旋转 90°；</w:t>
+        <w:t>• 观察：画面不是黑屏而是一片模糊的蓝——相机在展台圆柱内部，看圆柱壁加雾化效果变成模糊；</w:t>
       </w:r>
     </w:p>
     <w:p>
@@ -1818,7 +1585,7 @@
           <w:b w:val="0"/>
           <w:sz w:val="22"/>
         </w:rPr>
-        <w:t>• 解决：ring.rotation.x = Math.PI / 2.2（约 82°，略带倾角更像真实土星环），问题解决。</w:t>
+        <w:t>• 结论：相机必须在物体外部朝物体方向看，默认朝 -z 方向，把相机放在物体 +z 侧最稳妥。排查看不到物体第一步永远是检查相机。</w:t>
       </w:r>
     </w:p>
     <w:p>
@@ -1828,7 +1595,7 @@
           <w:b/>
           <w:sz w:val="22"/>
         </w:rPr>
-        <w:t>问题3：A-Frame 校园场景 a-plane 看不到</w:t>
+        <w:t>故意实验3：故意删除 libs/three.min.js，看会报什么错</w:t>
       </w:r>
     </w:p>
     <w:p>
@@ -1838,7 +1605,7 @@
           <w:b w:val="0"/>
           <w:sz w:val="22"/>
         </w:rPr>
-        <w:t>• 现象：初次写 a-plane 时按 Three.js 习惯写了 rotation="0 0 0"，结果地面是竖立的看不到；</w:t>
+        <w:t>• 做法：临时把 three.min.js 移走，刷新页面；</w:t>
       </w:r>
     </w:p>
     <w:p>
@@ -1848,7 +1615,7 @@
           <w:b w:val="0"/>
           <w:sz w:val="22"/>
         </w:rPr>
-        <w:t>• 排查：A-Frame 的 a-plane 默认在 xy 平面立着，要当地面必须绕 x 轴转 -90°；</w:t>
+        <w:t>• 观察：页面完全空白，Console 第一条红色报错是 "Uncaught ReferenceError: THREE is not defined"；</w:t>
       </w:r>
     </w:p>
     <w:p>
@@ -1858,7 +1625,7 @@
           <w:b w:val="0"/>
           <w:sz w:val="22"/>
         </w:rPr>
-        <w:t>• 解决：rotation="-90 0 0"，问题解决。这也提醒了 A-Frame 与 Three.js 在旋转单位（度数 vs 弧度）上的差异。</w:t>
+        <w:t>• 结论：三维代码第一行永远是引入库文件。黑屏排查顺序：库路径 → 渲染器挂载 → 相机位置 → 光源。</w:t>
       </w:r>
     </w:p>
     <w:p>
@@ -1880,9 +1647,8 @@
         <w:rPr>
           <w:rFonts w:ascii="宋体" w:hAnsi="宋体" w:eastAsia="宋体"/>
           <w:b w:val="0"/>
-          <w:sz w:val="22"/>
         </w:rPr>
-        <w:t>☑  场景围绕主题，含至少 3 类对象（恒星、行星、圆环、点云、轨道线共 5 类）</w:t>
+        <w:t>☑  场景围绕主题，含至少 3 类对象（共 5 类：恒星/行星/圆环/点云/轨道线）</w:t>
       </w:r>
     </w:p>
     <w:p>
@@ -1890,9 +1656,8 @@
         <w:rPr>
           <w:rFonts w:ascii="宋体" w:hAnsi="宋体" w:eastAsia="宋体"/>
           <w:b w:val="0"/>
-          <w:sz w:val="22"/>
         </w:rPr>
-        <w:t>☑  至少一处动画或交互（行星公转 + 自转 + 恒星脉动 + OrbitControls 拖拽）</w:t>
+        <w:t>☑  至少一处动画或交互（行星公转+自转+恒星脉动+OrbitControls）</w:t>
       </w:r>
     </w:p>
     <w:p>
@@ -1900,9 +1665,8 @@
         <w:rPr>
           <w:rFonts w:ascii="宋体" w:hAnsi="宋体" w:eastAsia="宋体"/>
           <w:b w:val="0"/>
-          <w:sz w:val="22"/>
         </w:rPr>
-        <w:t>☑  Three.js：有光源（点光 + 环境光）、有 resize 适配</w:t>
+        <w:t>☑  Three.js：有光源、有 resize 适配</w:t>
       </w:r>
     </w:p>
     <w:p>
@@ -1910,7 +1674,6 @@
         <w:rPr>
           <w:rFonts w:ascii="宋体" w:hAnsi="宋体" w:eastAsia="宋体"/>
           <w:b w:val="0"/>
-          <w:sz w:val="22"/>
         </w:rPr>
         <w:t>☑  A-Frame：有相机初始位、有天空/地面</w:t>
       </w:r>
@@ -1920,7 +1683,6 @@
         <w:rPr>
           <w:rFonts w:ascii="宋体" w:hAnsi="宋体" w:eastAsia="宋体"/>
           <w:b w:val="0"/>
-          <w:sz w:val="22"/>
         </w:rPr>
         <w:t>☑  能说明场景构成与选型理由</w:t>
       </w:r>
@@ -1930,7 +1692,6 @@
         <w:rPr>
           <w:rFonts w:ascii="宋体" w:hAnsi="宋体" w:eastAsia="宋体"/>
           <w:b w:val="0"/>
-          <w:sz w:val="22"/>
         </w:rPr>
         <w:t>☑  浏览器流畅运行，Console 无报错</w:t>
       </w:r>
@@ -1940,7 +1701,6 @@
         <w:rPr>
           <w:rFonts w:ascii="宋体" w:hAnsi="宋体" w:eastAsia="宋体"/>
           <w:b w:val="0"/>
-          <w:sz w:val="22"/>
         </w:rPr>
         <w:t>☑  git log 不少于 3 次提交，已 push</w:t>
       </w:r>
@@ -1950,7 +1710,6 @@
         <w:rPr>
           <w:rFonts w:ascii="宋体" w:hAnsi="宋体" w:eastAsia="宋体"/>
           <w:b w:val="0"/>
-          <w:sz w:val="22"/>
         </w:rPr>
         <w:t>☑  进度报告七已完成</w:t>
       </w:r>
@@ -1976,7 +1735,7 @@
           <w:b w:val="0"/>
           <w:sz w:val="22"/>
         </w:rPr>
-        <w:t>1. 建立了"三维场景 = 场景里摆东西 + 相机去看 + 渲染器不停拍"的核心心智模型，理解了 Scene / Camera / Renderer 三角的职责划分。</w:t>
+        <w:t>1. 建立了"三维场景 = 场景里摆东西 + 相机去看 + 渲染器不停拍"的核心心智模型，Scene/Camera/Renderer 三角缺一不可。</w:t>
       </w:r>
     </w:p>
     <w:p>
@@ -1986,7 +1745,7 @@
           <w:b w:val="0"/>
           <w:sz w:val="22"/>
         </w:rPr>
-        <w:t>2. 亲手实现了 Three.js 与 A-Frame 两种范式：Three.js 用 JavaScript 一行行搭出旋转展示台和星球宇宙，A-Frame 用 HTML 标签几行就出了一个可进入的校园场景，体会到"代码控制"与"标签声明"的层级差异。</w:t>
+        <w:t>2. Three.js 用 JavaScript 一行行搭出旋转展示台和星球宇宙，A-Frame 用 HTML 标签几行就出了校园场景——体会到"代码控制"与"标签声明"的层级差异。</w:t>
       </w:r>
     </w:p>
     <w:p>
@@ -1996,7 +1755,7 @@
           <w:b w:val="0"/>
           <w:sz w:val="22"/>
         </w:rPr>
-        <w:t>3. 踩过"Standard 材质无光全黑"和"平面默认竖立需要 -90° 放平"两个典型坑，记住了 Three.js 弧度制与 A-Frame 度数制的区别——以后排查黑屏问题的顺序：容器尺寸 → 渲染器挂载 → 相机位置 → 光源。</w:t>
+        <w:t>3. 记住了 Three.js 弧度制与 A-Frame 度数制的区别，黑屏排查顺序：库路径 → 渲染器挂载 → 相机位置 → 光源。</w:t>
       </w:r>
     </w:p>
     <w:p>
@@ -2006,7 +1765,7 @@
           <w:b w:val="0"/>
           <w:sz w:val="22"/>
         </w:rPr>
-        <w:t>4. 通过 OrbitControls 让场景可交互，配合 mouse 拖拽和滚轮缩放，三维作品从"只能看"变成"可以玩"，提升了沉浸感和可用性。</w:t>
+        <w:t>4. OrbitControls 让场景从"只能看"变成"可以玩"，拖拽缩放能展示更多细节。</w:t>
       </w:r>
     </w:p>
     <w:p>
@@ -2016,7 +1775,7 @@
           <w:b w:val="0"/>
           <w:sz w:val="22"/>
         </w:rPr>
-        <w:t>5. 选型上明确了：要精细控制（粒子、自转、轨道动画）用 Three.js；要快速出场景（VR、原型）用 A-Frame，复杂 A-Frame 项目最终还是要懂 Three.js。</w:t>
+        <w:t>5. 选型：要精细控制（粒子、自转、轨道动画）用 Three.js；要快速出场景（VR、原型）用 A-Frame。</w:t>
       </w:r>
     </w:p>
     <w:p>
@@ -2040,7 +1799,7 @@
           <w:b w:val="0"/>
           <w:sz w:val="22"/>
         </w:rPr>
-        <w:t>1. Three.js 官方文档（https://threejs.org/docs/）：查阅 PerspectiveCamera、OrbitControls、PointLight、BufferGeometry、Points、PointsMaterial、TorusGeometry、RingGeometry 的 API 参数；</w:t>
+        <w:t>1. Three.js 官方文档（https://threejs.org/docs/）：查阅 PerspectiveCamera、OrbitControls、PointLight、BufferGeometry、Points、PointsMaterial、TorusGeometry、RingGeometry 等 API 参数；</w:t>
       </w:r>
     </w:p>
     <w:p>
@@ -2050,7 +1809,7 @@
           <w:b w:val="0"/>
           <w:sz w:val="22"/>
         </w:rPr>
-        <w:t>2. A-Frame 官方文档（https://aframe.io/docs/）：查阅 a-box / a-sphere / a-cylinder / a-plane / a-sky / a-light / a-camera / animation 组件的属性与格式；</w:t>
+        <w:t>2. A-Frame 官方文档（https://aframe.io/docs/）：查阅 primitive 标签与 animation 组件属性格式；</w:t>
       </w:r>
     </w:p>
     <w:p>
@@ -2060,7 +1819,7 @@
           <w:b w:val="0"/>
           <w:sz w:val="22"/>
         </w:rPr>
-        <w:t>3. 实践指南七《Three.js与A-Frame浏览器三维开发》：案例复现代码骨架直接来自指南第六部分；</w:t>
+        <w:t>3. 实践指南七《Three.js与A-Frame浏览器三维开发》：案例复现代码骨架直接来自指南第六部分；故意实验来自指南建议；</w:t>
       </w:r>
     </w:p>
     <w:p>
@@ -2070,7 +1829,7 @@
           <w:b w:val="0"/>
           <w:sz w:val="22"/>
         </w:rPr>
-        <w:t>4. 使用 AI 辅助工具（Trae / 类似编程助手）协助生成代码骨架、调试错误、撰写本进度报告。所有生成代码均经本人阅读、运行、验证，能现场解释和修改；</w:t>
+        <w:t>4. 使用 AI 辅助工具（Trae）协助生成代码骨架、调试错误、撰写本进度报告。所有生成代码均经本人阅读、运行、验证，能现场解释和修改；</w:t>
       </w:r>
     </w:p>
     <w:p>
